--- a/artifacts/bids/2026-02-19/zayavka_2026-02-19.docx
+++ b/artifacts/bids/2026-02-19/zayavka_2026-02-19.docx
@@ -254,7 +254,7 @@
               <w:jc w:val="right"/>
             </w:pPr>
             <w:r>
-              <w:t>3,232</w:t>
+              <w:t>3,278</w:t>
             </w:r>
           </w:p>
         </w:tc>
@@ -277,7 +277,7 @@
               <w:jc w:val="right"/>
             </w:pPr>
             <w:r>
-              <w:t>2,587</w:t>
+              <w:t>2,555</w:t>
             </w:r>
           </w:p>
         </w:tc>
@@ -302,7 +302,7 @@
               <w:jc w:val="right"/>
             </w:pPr>
             <w:r>
-              <w:t>3,222</w:t>
+              <w:t>3,264</w:t>
             </w:r>
           </w:p>
         </w:tc>
@@ -325,7 +325,7 @@
               <w:jc w:val="right"/>
             </w:pPr>
             <w:r>
-              <w:t>1,803</w:t>
+              <w:t>1,764</w:t>
             </w:r>
           </w:p>
         </w:tc>
@@ -350,7 +350,7 @@
               <w:jc w:val="right"/>
             </w:pPr>
             <w:r>
-              <w:t>3,163</w:t>
+              <w:t>3,247</w:t>
             </w:r>
           </w:p>
         </w:tc>
@@ -373,7 +373,7 @@
               <w:jc w:val="right"/>
             </w:pPr>
             <w:r>
-              <w:t>1,341</w:t>
+              <w:t>1,374</w:t>
             </w:r>
           </w:p>
         </w:tc>
@@ -398,7 +398,7 @@
               <w:jc w:val="right"/>
             </w:pPr>
             <w:r>
-              <w:t>3,296</w:t>
+              <w:t>3,279</w:t>
             </w:r>
           </w:p>
         </w:tc>
@@ -421,7 +421,7 @@
               <w:jc w:val="right"/>
             </w:pPr>
             <w:r>
-              <w:t>1,156</w:t>
+              <w:t>1,172</w:t>
             </w:r>
           </w:p>
         </w:tc>
@@ -446,7 +446,7 @@
               <w:jc w:val="right"/>
             </w:pPr>
             <w:r>
-              <w:t>2,796</w:t>
+              <w:t>2,845</w:t>
             </w:r>
           </w:p>
         </w:tc>
@@ -469,7 +469,7 @@
               <w:jc w:val="right"/>
             </w:pPr>
             <w:r>
-              <w:t>1,119</w:t>
+              <w:t>1,103</w:t>
             </w:r>
           </w:p>
         </w:tc>
@@ -494,7 +494,7 @@
               <w:jc w:val="right"/>
             </w:pPr>
             <w:r>
-              <w:t>2,923</w:t>
+              <w:t>2,917</w:t>
             </w:r>
           </w:p>
         </w:tc>
@@ -517,7 +517,7 @@
               <w:jc w:val="right"/>
             </w:pPr>
             <w:r>
-              <w:t>0,974</w:t>
+              <w:t>0,983</w:t>
             </w:r>
           </w:p>
         </w:tc>
@@ -542,7 +542,7 @@
               <w:jc w:val="right"/>
             </w:pPr>
             <w:r>
-              <w:t>2,840</w:t>
+              <w:t>2,867</w:t>
             </w:r>
           </w:p>
         </w:tc>
@@ -565,7 +565,7 @@
               <w:jc w:val="right"/>
             </w:pPr>
             <w:r>
-              <w:t>0,850</w:t>
+              <w:t>0,894</w:t>
             </w:r>
           </w:p>
         </w:tc>
@@ -590,7 +590,7 @@
               <w:jc w:val="right"/>
             </w:pPr>
             <w:r>
-              <w:t>2,838</w:t>
+              <w:t>2,811</w:t>
             </w:r>
           </w:p>
         </w:tc>
@@ -613,7 +613,7 @@
               <w:jc w:val="right"/>
             </w:pPr>
             <w:r>
-              <w:t>0,604</w:t>
+              <w:t>0,607</w:t>
             </w:r>
           </w:p>
         </w:tc>
@@ -638,7 +638,7 @@
               <w:jc w:val="right"/>
             </w:pPr>
             <w:r>
-              <w:t>2,472</w:t>
+              <w:t>2,448</w:t>
             </w:r>
           </w:p>
         </w:tc>
@@ -661,7 +661,7 @@
               <w:jc w:val="right"/>
             </w:pPr>
             <w:r>
-              <w:t>0,593</w:t>
+              <w:t>0,595</w:t>
             </w:r>
           </w:p>
         </w:tc>
@@ -686,7 +686,7 @@
               <w:jc w:val="right"/>
             </w:pPr>
             <w:r>
-              <w:t>3,064</w:t>
+              <w:t>3,033</w:t>
             </w:r>
           </w:p>
         </w:tc>
@@ -709,7 +709,7 @@
               <w:jc w:val="right"/>
             </w:pPr>
             <w:r>
-              <w:t>0,284</w:t>
+              <w:t>0,286</w:t>
             </w:r>
           </w:p>
         </w:tc>
@@ -734,7 +734,7 @@
               <w:jc w:val="right"/>
             </w:pPr>
             <w:r>
-              <w:t>3,283</w:t>
+              <w:t>3,292</w:t>
             </w:r>
           </w:p>
         </w:tc>
@@ -757,7 +757,7 @@
               <w:jc w:val="right"/>
             </w:pPr>
             <w:r>
-              <w:t>0,505</w:t>
+              <w:t>0,532</w:t>
             </w:r>
           </w:p>
         </w:tc>
@@ -782,7 +782,7 @@
               <w:jc w:val="right"/>
             </w:pPr>
             <w:r>
-              <w:t>2,866</w:t>
+              <w:t>2,869</w:t>
             </w:r>
           </w:p>
         </w:tc>
@@ -805,7 +805,7 @@
               <w:jc w:val="right"/>
             </w:pPr>
             <w:r>
-              <w:t>0,748</w:t>
+              <w:t>0,749</w:t>
             </w:r>
           </w:p>
         </w:tc>
@@ -821,7 +821,7 @@
         <w:rPr>
           <w:b/>
         </w:rPr>
-        <w:t>Итого за сутки: 48,559 МВт·ч.</w:t>
+        <w:t>Итого за сутки: 48,764 МВт·ч.</w:t>
       </w:r>
     </w:p>
     <w:p>
@@ -834,7 +834,7 @@
     </w:p>
     <w:p>
       <w:r>
-        <w:t>Прогноз b4608707840a, сформирован 18.02.2026 05:00 (Астана); модель windcast-0.1.0-cascade+direct; погода: Open-Meteo Previous Runs: ECMWF IFS, ECMWF AIFS, ICON, GFS, UKMO, GEM, CMA, выпуск 2026-02-17 18:00:00 UTC.</w:t>
+        <w:t>Прогноз e2716d662445, сформирован 18.02.2026 05:00 (Астана); модель windcast-0.1.0-cascade+direct; погода: Open-Meteo Previous Runs: ECMWF IFS, ECMWF AIFS, ICON, GFS, UKMO, GEM, CMA, выпуск 2026-02-17 18:00:00 UTC.</w:t>
       </w:r>
     </w:p>
     <w:tbl>
@@ -940,7 +940,7 @@
           </w:tcPr>
           <w:p>
             <w:r>
-              <w:t>1,451</w:t>
+              <w:t>1,470</w:t>
             </w:r>
           </w:p>
         </w:tc>
@@ -950,7 +950,7 @@
           </w:tcPr>
           <w:p>
             <w:r>
-              <w:t>3,232</w:t>
+              <w:t>3,278</w:t>
             </w:r>
           </w:p>
         </w:tc>
@@ -960,7 +960,7 @@
           </w:tcPr>
           <w:p>
             <w:r>
-              <w:t>4,819</w:t>
+              <w:t>4,821</w:t>
             </w:r>
           </w:p>
         </w:tc>
@@ -970,7 +970,7 @@
           </w:tcPr>
           <w:p>
             <w:r>
-              <w:t>8.7</w:t>
+              <w:t>8.8</w:t>
             </w:r>
           </w:p>
         </w:tc>
@@ -1012,7 +1012,7 @@
           </w:tcPr>
           <w:p>
             <w:r>
-              <w:t>3,222</w:t>
+              <w:t>3,264</w:t>
             </w:r>
           </w:p>
         </w:tc>
@@ -1022,7 +1022,7 @@
           </w:tcPr>
           <w:p>
             <w:r>
-              <w:t>4,862</w:t>
+              <w:t>4,859</w:t>
             </w:r>
           </w:p>
         </w:tc>
@@ -1064,7 +1064,7 @@
           </w:tcPr>
           <w:p>
             <w:r>
-              <w:t>1,299</w:t>
+              <w:t>1,288</w:t>
             </w:r>
           </w:p>
         </w:tc>
@@ -1074,7 +1074,7 @@
           </w:tcPr>
           <w:p>
             <w:r>
-              <w:t>3,163</w:t>
+              <w:t>3,247</w:t>
             </w:r>
           </w:p>
         </w:tc>
@@ -1084,7 +1084,7 @@
           </w:tcPr>
           <w:p>
             <w:r>
-              <w:t>4,899</w:t>
+              <w:t>4,910</w:t>
             </w:r>
           </w:p>
         </w:tc>
@@ -1094,7 +1094,7 @@
           </w:tcPr>
           <w:p>
             <w:r>
-              <w:t>8.7</w:t>
+              <w:t>8.8</w:t>
             </w:r>
           </w:p>
         </w:tc>
@@ -1126,7 +1126,7 @@
           </w:tcPr>
           <w:p>
             <w:r>
-              <w:t>1,383</w:t>
+              <w:t>1,374</w:t>
             </w:r>
           </w:p>
         </w:tc>
@@ -1136,7 +1136,7 @@
           </w:tcPr>
           <w:p>
             <w:r>
-              <w:t>3,296</w:t>
+              <w:t>3,279</w:t>
             </w:r>
           </w:p>
         </w:tc>
@@ -1156,7 +1156,7 @@
           </w:tcPr>
           <w:p>
             <w:r>
-              <w:t>8.7</w:t>
+              <w:t>8.8</w:t>
             </w:r>
           </w:p>
         </w:tc>
@@ -1188,7 +1188,7 @@
           </w:tcPr>
           <w:p>
             <w:r>
-              <w:t>1,081</w:t>
+              <w:t>1,077</w:t>
             </w:r>
           </w:p>
         </w:tc>
@@ -1198,7 +1198,7 @@
           </w:tcPr>
           <w:p>
             <w:r>
-              <w:t>2,796</w:t>
+              <w:t>2,845</w:t>
             </w:r>
           </w:p>
         </w:tc>
@@ -1208,7 +1208,7 @@
           </w:tcPr>
           <w:p>
             <w:r>
-              <w:t>4,800</w:t>
+              <w:t>4,809</w:t>
             </w:r>
           </w:p>
         </w:tc>
@@ -1250,7 +1250,7 @@
           </w:tcPr>
           <w:p>
             <w:r>
-              <w:t>1,110</w:t>
+              <w:t>1,155</w:t>
             </w:r>
           </w:p>
         </w:tc>
@@ -1260,7 +1260,7 @@
           </w:tcPr>
           <w:p>
             <w:r>
-              <w:t>2,923</w:t>
+              <w:t>2,917</w:t>
             </w:r>
           </w:p>
         </w:tc>
@@ -1270,7 +1270,7 @@
           </w:tcPr>
           <w:p>
             <w:r>
-              <w:t>4,832</w:t>
+              <w:t>4,845</w:t>
             </w:r>
           </w:p>
         </w:tc>
@@ -1312,7 +1312,7 @@
           </w:tcPr>
           <w:p>
             <w:r>
-              <w:t>1,151</w:t>
+              <w:t>1,155</w:t>
             </w:r>
           </w:p>
         </w:tc>
@@ -1322,7 +1322,7 @@
           </w:tcPr>
           <w:p>
             <w:r>
-              <w:t>2,840</w:t>
+              <w:t>2,867</w:t>
             </w:r>
           </w:p>
         </w:tc>
@@ -1332,7 +1332,7 @@
           </w:tcPr>
           <w:p>
             <w:r>
-              <w:t>4,790</w:t>
+              <w:t>4,798</w:t>
             </w:r>
           </w:p>
         </w:tc>
@@ -1374,7 +1374,7 @@
           </w:tcPr>
           <w:p>
             <w:r>
-              <w:t>1,163</w:t>
+              <w:t>1,140</w:t>
             </w:r>
           </w:p>
         </w:tc>
@@ -1384,7 +1384,7 @@
           </w:tcPr>
           <w:p>
             <w:r>
-              <w:t>2,838</w:t>
+              <w:t>2,811</w:t>
             </w:r>
           </w:p>
         </w:tc>
@@ -1394,7 +1394,7 @@
           </w:tcPr>
           <w:p>
             <w:r>
-              <w:t>4,673</w:t>
+              <w:t>4,697</w:t>
             </w:r>
           </w:p>
         </w:tc>
@@ -1436,7 +1436,7 @@
           </w:tcPr>
           <w:p>
             <w:r>
-              <w:t>1,002</w:t>
+              <w:t>1,020</w:t>
             </w:r>
           </w:p>
         </w:tc>
@@ -1446,7 +1446,7 @@
           </w:tcPr>
           <w:p>
             <w:r>
-              <w:t>2,472</w:t>
+              <w:t>2,448</w:t>
             </w:r>
           </w:p>
         </w:tc>
@@ -1456,7 +1456,7 @@
           </w:tcPr>
           <w:p>
             <w:r>
-              <w:t>4,688</w:t>
+              <w:t>4,671</w:t>
             </w:r>
           </w:p>
         </w:tc>
@@ -1498,7 +1498,7 @@
           </w:tcPr>
           <w:p>
             <w:r>
-              <w:t>1,211</w:t>
+              <w:t>1,218</w:t>
             </w:r>
           </w:p>
         </w:tc>
@@ -1508,7 +1508,7 @@
           </w:tcPr>
           <w:p>
             <w:r>
-              <w:t>3,064</w:t>
+              <w:t>3,033</w:t>
             </w:r>
           </w:p>
         </w:tc>
@@ -1518,7 +1518,7 @@
           </w:tcPr>
           <w:p>
             <w:r>
-              <w:t>4,774</w:t>
+              <w:t>4,788</w:t>
             </w:r>
           </w:p>
         </w:tc>
@@ -1528,7 +1528,7 @@
           </w:tcPr>
           <w:p>
             <w:r>
-              <w:t>8.4</w:t>
+              <w:t>8.5</w:t>
             </w:r>
           </w:p>
         </w:tc>
@@ -1560,7 +1560,7 @@
           </w:tcPr>
           <w:p>
             <w:r>
-              <w:t>1,449</w:t>
+              <w:t>1,425</w:t>
             </w:r>
           </w:p>
         </w:tc>
@@ -1570,7 +1570,7 @@
           </w:tcPr>
           <w:p>
             <w:r>
-              <w:t>3,283</w:t>
+              <w:t>3,292</w:t>
             </w:r>
           </w:p>
         </w:tc>
@@ -1580,7 +1580,7 @@
           </w:tcPr>
           <w:p>
             <w:r>
-              <w:t>4,688</w:t>
+              <w:t>4,692</w:t>
             </w:r>
           </w:p>
         </w:tc>
@@ -1590,7 +1590,7 @@
           </w:tcPr>
           <w:p>
             <w:r>
-              <w:t>8.8</w:t>
+              <w:t>8.9</w:t>
             </w:r>
           </w:p>
         </w:tc>
@@ -1632,7 +1632,7 @@
           </w:tcPr>
           <w:p>
             <w:r>
-              <w:t>2,866</w:t>
+              <w:t>2,869</w:t>
             </w:r>
           </w:p>
         </w:tc>
@@ -1642,7 +1642,7 @@
           </w:tcPr>
           <w:p>
             <w:r>
-              <w:t>4,675</w:t>
+              <w:t>4,702</w:t>
             </w:r>
           </w:p>
         </w:tc>
@@ -1652,7 +1652,7 @@
           </w:tcPr>
           <w:p>
             <w:r>
-              <w:t>8.3</w:t>
+              <w:t>8.4</w:t>
             </w:r>
           </w:p>
         </w:tc>
@@ -1684,7 +1684,7 @@
           </w:tcPr>
           <w:p>
             <w:r>
-              <w:t>0,673</w:t>
+              <w:t>0,669</w:t>
             </w:r>
           </w:p>
         </w:tc>
@@ -1694,7 +1694,7 @@
           </w:tcPr>
           <w:p>
             <w:r>
-              <w:t>2,587</w:t>
+              <w:t>2,555</w:t>
             </w:r>
           </w:p>
         </w:tc>
@@ -1704,7 +1704,7 @@
           </w:tcPr>
           <w:p>
             <w:r>
-              <w:t>4,203</w:t>
+              <w:t>4,206</w:t>
             </w:r>
           </w:p>
         </w:tc>
@@ -1714,7 +1714,7 @@
           </w:tcPr>
           <w:p>
             <w:r>
-              <w:t>7.9</w:t>
+              <w:t>7.8</w:t>
             </w:r>
           </w:p>
         </w:tc>
@@ -1746,7 +1746,7 @@
           </w:tcPr>
           <w:p>
             <w:r>
-              <w:t>0,332</w:t>
+              <w:t>0,325</w:t>
             </w:r>
           </w:p>
         </w:tc>
@@ -1756,7 +1756,7 @@
           </w:tcPr>
           <w:p>
             <w:r>
-              <w:t>1,803</w:t>
+              <w:t>1,764</w:t>
             </w:r>
           </w:p>
         </w:tc>
@@ -1766,7 +1766,7 @@
           </w:tcPr>
           <w:p>
             <w:r>
-              <w:t>3,534</w:t>
+              <w:t>3,619</w:t>
             </w:r>
           </w:p>
         </w:tc>
@@ -1808,7 +1808,7 @@
           </w:tcPr>
           <w:p>
             <w:r>
-              <w:t>0,265</w:t>
+              <w:t>0,263</w:t>
             </w:r>
           </w:p>
         </w:tc>
@@ -1818,7 +1818,7 @@
           </w:tcPr>
           <w:p>
             <w:r>
-              <w:t>1,341</w:t>
+              <w:t>1,374</w:t>
             </w:r>
           </w:p>
         </w:tc>
@@ -1828,7 +1828,7 @@
           </w:tcPr>
           <w:p>
             <w:r>
-              <w:t>3,377</w:t>
+              <w:t>3,425</w:t>
             </w:r>
           </w:p>
         </w:tc>
@@ -1870,7 +1870,7 @@
           </w:tcPr>
           <w:p>
             <w:r>
-              <w:t>0,162</w:t>
+              <w:t>0,158</w:t>
             </w:r>
           </w:p>
         </w:tc>
@@ -1880,7 +1880,7 @@
           </w:tcPr>
           <w:p>
             <w:r>
-              <w:t>1,156</w:t>
+              <w:t>1,172</w:t>
             </w:r>
           </w:p>
         </w:tc>
@@ -1890,7 +1890,7 @@
           </w:tcPr>
           <w:p>
             <w:r>
-              <w:t>3,276</w:t>
+              <w:t>3,265</w:t>
             </w:r>
           </w:p>
         </w:tc>
@@ -1932,7 +1932,7 @@
           </w:tcPr>
           <w:p>
             <w:r>
-              <w:t>0,096</w:t>
+              <w:t>0,097</w:t>
             </w:r>
           </w:p>
         </w:tc>
@@ -1942,7 +1942,7 @@
           </w:tcPr>
           <w:p>
             <w:r>
-              <w:t>1,119</w:t>
+              <w:t>1,103</w:t>
             </w:r>
           </w:p>
         </w:tc>
@@ -1952,7 +1952,7 @@
           </w:tcPr>
           <w:p>
             <w:r>
-              <w:t>3,333</w:t>
+              <w:t>3,335</w:t>
             </w:r>
           </w:p>
         </w:tc>
@@ -1994,7 +1994,7 @@
           </w:tcPr>
           <w:p>
             <w:r>
-              <w:t>0,040</w:t>
+              <w:t>0,041</w:t>
             </w:r>
           </w:p>
         </w:tc>
@@ -2004,7 +2004,7 @@
           </w:tcPr>
           <w:p>
             <w:r>
-              <w:t>0,974</w:t>
+              <w:t>0,983</w:t>
             </w:r>
           </w:p>
         </w:tc>
@@ -2014,7 +2014,7 @@
           </w:tcPr>
           <w:p>
             <w:r>
-              <w:t>3,239</w:t>
+              <w:t>3,246</w:t>
             </w:r>
           </w:p>
         </w:tc>
@@ -2056,7 +2056,7 @@
           </w:tcPr>
           <w:p>
             <w:r>
-              <w:t>0,040</w:t>
+              <w:t>0,036</w:t>
             </w:r>
           </w:p>
         </w:tc>
@@ -2066,7 +2066,7 @@
           </w:tcPr>
           <w:p>
             <w:r>
-              <w:t>0,850</w:t>
+              <w:t>0,894</w:t>
             </w:r>
           </w:p>
         </w:tc>
@@ -2076,7 +2076,7 @@
           </w:tcPr>
           <w:p>
             <w:r>
-              <w:t>2,851</w:t>
+              <w:t>2,829</w:t>
             </w:r>
           </w:p>
         </w:tc>
@@ -2086,7 +2086,7 @@
           </w:tcPr>
           <w:p>
             <w:r>
-              <w:t>5.4</w:t>
+              <w:t>5.5</w:t>
             </w:r>
           </w:p>
         </w:tc>
@@ -2118,7 +2118,7 @@
           </w:tcPr>
           <w:p>
             <w:r>
-              <w:t>0,022</w:t>
+              <w:t>0,021</w:t>
             </w:r>
           </w:p>
         </w:tc>
@@ -2128,7 +2128,7 @@
           </w:tcPr>
           <w:p>
             <w:r>
-              <w:t>0,604</w:t>
+              <w:t>0,607</w:t>
             </w:r>
           </w:p>
         </w:tc>
@@ -2138,7 +2138,7 @@
           </w:tcPr>
           <w:p>
             <w:r>
-              <w:t>2,567</w:t>
+              <w:t>2,527</w:t>
             </w:r>
           </w:p>
         </w:tc>
@@ -2190,7 +2190,7 @@
           </w:tcPr>
           <w:p>
             <w:r>
-              <w:t>0,593</w:t>
+              <w:t>0,595</w:t>
             </w:r>
           </w:p>
         </w:tc>
@@ -2200,7 +2200,7 @@
           </w:tcPr>
           <w:p>
             <w:r>
-              <w:t>2,747</w:t>
+              <w:t>2,692</w:t>
             </w:r>
           </w:p>
         </w:tc>
@@ -2252,7 +2252,7 @@
           </w:tcPr>
           <w:p>
             <w:r>
-              <w:t>0,284</w:t>
+              <w:t>0,286</w:t>
             </w:r>
           </w:p>
         </w:tc>
@@ -2262,7 +2262,7 @@
           </w:tcPr>
           <w:p>
             <w:r>
-              <w:t>1,769</w:t>
+              <w:t>1,759</w:t>
             </w:r>
           </w:p>
         </w:tc>
@@ -2314,7 +2314,7 @@
           </w:tcPr>
           <w:p>
             <w:r>
-              <w:t>0,505</w:t>
+              <w:t>0,532</w:t>
             </w:r>
           </w:p>
         </w:tc>
@@ -2324,7 +2324,7 @@
           </w:tcPr>
           <w:p>
             <w:r>
-              <w:t>2,297</w:t>
+              <w:t>2,286</w:t>
             </w:r>
           </w:p>
         </w:tc>
@@ -2334,7 +2334,7 @@
           </w:tcPr>
           <w:p>
             <w:r>
-              <w:t>4.5</w:t>
+              <w:t>4.6</w:t>
             </w:r>
           </w:p>
         </w:tc>
@@ -2376,7 +2376,7 @@
           </w:tcPr>
           <w:p>
             <w:r>
-              <w:t>0,748</w:t>
+              <w:t>0,749</w:t>
             </w:r>
           </w:p>
         </w:tc>
@@ -2386,7 +2386,7 @@
           </w:tcPr>
           <w:p>
             <w:r>
-              <w:t>2,481</w:t>
+              <w:t>2,500</w:t>
             </w:r>
           </w:p>
         </w:tc>
@@ -2396,7 +2396,7 @@
           </w:tcPr>
           <w:p>
             <w:r>
-              <w:t>5.3</w:t>
+              <w:t>5.2</w:t>
             </w:r>
           </w:p>
         </w:tc>
@@ -2423,7 +2423,7 @@
         <w:pStyle w:val="ListBullet"/>
       </w:pPr>
       <w:r>
-        <w:t>резкий спад на 1.52 МВт за 3 ч к 14:00</w:t>
+        <w:t>резкий спад на 1.53 МВт за 3 ч к 13:00</w:t>
       </w:r>
     </w:p>
     <w:p>
@@ -2560,7 +2560,7 @@
           </w:tcPr>
           <w:p>
             <w:r>
-              <w:t>0,631</w:t>
+              <w:t>0,592</w:t>
             </w:r>
           </w:p>
         </w:tc>
@@ -2570,7 +2570,7 @@
           </w:tcPr>
           <w:p>
             <w:r>
-              <w:t>2,923 → 2,292</w:t>
+              <w:t>2,917 → 2,325</w:t>
             </w:r>
           </w:p>
         </w:tc>
@@ -2622,7 +2622,7 @@
           </w:tcPr>
           <w:p>
             <w:r>
-              <w:t>0,673</w:t>
+              <w:t>0,663</w:t>
             </w:r>
           </w:p>
         </w:tc>
@@ -2632,7 +2632,7 @@
           </w:tcPr>
           <w:p>
             <w:r>
-              <w:t>2,840 → 2,167</w:t>
+              <w:t>2,867 → 2,204</w:t>
             </w:r>
           </w:p>
         </w:tc>
@@ -2684,7 +2684,7 @@
           </w:tcPr>
           <w:p>
             <w:r>
-              <w:t>1,153</w:t>
+              <w:t>1,055</w:t>
             </w:r>
           </w:p>
         </w:tc>
@@ -2694,7 +2694,7 @@
           </w:tcPr>
           <w:p>
             <w:r>
-              <w:t>2,838 → 1,685</w:t>
+              <w:t>2,811 → 1,756</w:t>
             </w:r>
           </w:p>
         </w:tc>
@@ -2746,7 +2746,7 @@
           </w:tcPr>
           <w:p>
             <w:r>
-              <w:t>1,066</w:t>
+              <w:t>1,043</w:t>
             </w:r>
           </w:p>
         </w:tc>
@@ -2756,7 +2756,7 @@
           </w:tcPr>
           <w:p>
             <w:r>
-              <w:t>2,472 → 1,406</w:t>
+              <w:t>2,448 → 1,405</w:t>
             </w:r>
           </w:p>
         </w:tc>
@@ -2808,7 +2808,7 @@
           </w:tcPr>
           <w:p>
             <w:r>
-              <w:t>1,617</w:t>
+              <w:t>1,575</w:t>
             </w:r>
           </w:p>
         </w:tc>
@@ -2818,7 +2818,7 @@
           </w:tcPr>
           <w:p>
             <w:r>
-              <w:t>3,064 → 1,447</w:t>
+              <w:t>3,033 → 1,458</w:t>
             </w:r>
           </w:p>
         </w:tc>
@@ -2870,7 +2870,7 @@
           </w:tcPr>
           <w:p>
             <w:r>
-              <w:t>1,541</w:t>
+              <w:t>1,518</w:t>
             </w:r>
           </w:p>
         </w:tc>
@@ -2880,7 +2880,7 @@
           </w:tcPr>
           <w:p>
             <w:r>
-              <w:t>3,283 → 1,742</w:t>
+              <w:t>3,292 → 1,774</w:t>
             </w:r>
           </w:p>
         </w:tc>
@@ -2932,7 +2932,7 @@
           </w:tcPr>
           <w:p>
             <w:r>
-              <w:t>1,213</w:t>
+              <w:t>1,143</w:t>
             </w:r>
           </w:p>
         </w:tc>
@@ -2942,7 +2942,7 @@
           </w:tcPr>
           <w:p>
             <w:r>
-              <w:t>2,866 → 1,653</w:t>
+              <w:t>2,869 → 1,726</w:t>
             </w:r>
           </w:p>
         </w:tc>
@@ -2994,7 +2994,7 @@
           </w:tcPr>
           <w:p>
             <w:r>
-              <w:t>0,906</w:t>
+              <w:t>0,859</w:t>
             </w:r>
           </w:p>
         </w:tc>
@@ -3004,7 +3004,7 @@
           </w:tcPr>
           <w:p>
             <w:r>
-              <w:t>2,587 → 1,681</w:t>
+              <w:t>2,555 → 1,696</w:t>
             </w:r>
           </w:p>
         </w:tc>
@@ -3056,7 +3056,7 @@
           </w:tcPr>
           <w:p>
             <w:r>
-              <w:t>0,653</w:t>
+              <w:t>0,551</w:t>
             </w:r>
           </w:p>
         </w:tc>
@@ -3066,7 +3066,7 @@
           </w:tcPr>
           <w:p>
             <w:r>
-              <w:t>1,341 → 1,994</w:t>
+              <w:t>1,374 → 1,925</w:t>
             </w:r>
           </w:p>
         </w:tc>
@@ -3118,7 +3118,7 @@
           </w:tcPr>
           <w:p>
             <w:r>
-              <w:t>0,646</w:t>
+              <w:t>0,630</w:t>
             </w:r>
           </w:p>
         </w:tc>
@@ -3128,7 +3128,7 @@
           </w:tcPr>
           <w:p>
             <w:r>
-              <w:t>1,156 → 1,802</w:t>
+              <w:t>1,172 → 1,802</w:t>
             </w:r>
           </w:p>
         </w:tc>
@@ -3180,7 +3180,7 @@
           </w:tcPr>
           <w:p>
             <w:r>
-              <w:t>0,528</w:t>
+              <w:t>0,563</w:t>
             </w:r>
           </w:p>
         </w:tc>
@@ -3190,7 +3190,7 @@
           </w:tcPr>
           <w:p>
             <w:r>
-              <w:t>1,119 → 1,647</w:t>
+              <w:t>1,103 → 1,666</w:t>
             </w:r>
           </w:p>
         </w:tc>

--- a/artifacts/bids/2026-02-19/zayavka_2026-02-19.docx
+++ b/artifacts/bids/2026-02-19/zayavka_2026-02-19.docx
@@ -254,7 +254,7 @@
               <w:jc w:val="right"/>
             </w:pPr>
             <w:r>
-              <w:t>3,278</w:t>
+              <w:t>3,296</w:t>
             </w:r>
           </w:p>
         </w:tc>
@@ -277,7 +277,7 @@
               <w:jc w:val="right"/>
             </w:pPr>
             <w:r>
-              <w:t>2,555</w:t>
+              <w:t>2,667</w:t>
             </w:r>
           </w:p>
         </w:tc>
@@ -302,7 +302,7 @@
               <w:jc w:val="right"/>
             </w:pPr>
             <w:r>
-              <w:t>3,264</w:t>
+              <w:t>3,308</w:t>
             </w:r>
           </w:p>
         </w:tc>
@@ -325,7 +325,7 @@
               <w:jc w:val="right"/>
             </w:pPr>
             <w:r>
-              <w:t>1,764</w:t>
+              <w:t>1,803</w:t>
             </w:r>
           </w:p>
         </w:tc>
@@ -350,7 +350,7 @@
               <w:jc w:val="right"/>
             </w:pPr>
             <w:r>
-              <w:t>3,247</w:t>
+              <w:t>3,285</w:t>
             </w:r>
           </w:p>
         </w:tc>
@@ -373,7 +373,7 @@
               <w:jc w:val="right"/>
             </w:pPr>
             <w:r>
-              <w:t>1,374</w:t>
+              <w:t>1,351</w:t>
             </w:r>
           </w:p>
         </w:tc>
@@ -398,7 +398,7 @@
               <w:jc w:val="right"/>
             </w:pPr>
             <w:r>
-              <w:t>3,279</w:t>
+              <w:t>3,210</w:t>
             </w:r>
           </w:p>
         </w:tc>
@@ -421,7 +421,7 @@
               <w:jc w:val="right"/>
             </w:pPr>
             <w:r>
-              <w:t>1,172</w:t>
+              <w:t>1,168</w:t>
             </w:r>
           </w:p>
         </w:tc>
@@ -446,7 +446,7 @@
               <w:jc w:val="right"/>
             </w:pPr>
             <w:r>
-              <w:t>2,845</w:t>
+              <w:t>2,928</w:t>
             </w:r>
           </w:p>
         </w:tc>
@@ -469,7 +469,7 @@
               <w:jc w:val="right"/>
             </w:pPr>
             <w:r>
-              <w:t>1,103</w:t>
+              <w:t>1,122</w:t>
             </w:r>
           </w:p>
         </w:tc>
@@ -494,7 +494,7 @@
               <w:jc w:val="right"/>
             </w:pPr>
             <w:r>
-              <w:t>2,917</w:t>
+              <w:t>2,925</w:t>
             </w:r>
           </w:p>
         </w:tc>
@@ -517,7 +517,7 @@
               <w:jc w:val="right"/>
             </w:pPr>
             <w:r>
-              <w:t>0,983</w:t>
+              <w:t>0,954</w:t>
             </w:r>
           </w:p>
         </w:tc>
@@ -542,7 +542,7 @@
               <w:jc w:val="right"/>
             </w:pPr>
             <w:r>
-              <w:t>2,867</w:t>
+              <w:t>2,935</w:t>
             </w:r>
           </w:p>
         </w:tc>
@@ -565,7 +565,7 @@
               <w:jc w:val="right"/>
             </w:pPr>
             <w:r>
-              <w:t>0,894</w:t>
+              <w:t>0,866</w:t>
             </w:r>
           </w:p>
         </w:tc>
@@ -590,7 +590,7 @@
               <w:jc w:val="right"/>
             </w:pPr>
             <w:r>
-              <w:t>2,811</w:t>
+              <w:t>2,841</w:t>
             </w:r>
           </w:p>
         </w:tc>
@@ -613,7 +613,7 @@
               <w:jc w:val="right"/>
             </w:pPr>
             <w:r>
-              <w:t>0,607</w:t>
+              <w:t>0,500</w:t>
             </w:r>
           </w:p>
         </w:tc>
@@ -638,7 +638,7 @@
               <w:jc w:val="right"/>
             </w:pPr>
             <w:r>
-              <w:t>2,448</w:t>
+              <w:t>2,440</w:t>
             </w:r>
           </w:p>
         </w:tc>
@@ -661,7 +661,7 @@
               <w:jc w:val="right"/>
             </w:pPr>
             <w:r>
-              <w:t>0,595</w:t>
+              <w:t>0,533</w:t>
             </w:r>
           </w:p>
         </w:tc>
@@ -686,7 +686,7 @@
               <w:jc w:val="right"/>
             </w:pPr>
             <w:r>
-              <w:t>3,033</w:t>
+              <w:t>3,036</w:t>
             </w:r>
           </w:p>
         </w:tc>
@@ -709,7 +709,7 @@
               <w:jc w:val="right"/>
             </w:pPr>
             <w:r>
-              <w:t>0,286</w:t>
+              <w:t>0,205</w:t>
             </w:r>
           </w:p>
         </w:tc>
@@ -734,7 +734,7 @@
               <w:jc w:val="right"/>
             </w:pPr>
             <w:r>
-              <w:t>3,292</w:t>
+              <w:t>3,361</w:t>
             </w:r>
           </w:p>
         </w:tc>
@@ -757,7 +757,7 @@
               <w:jc w:val="right"/>
             </w:pPr>
             <w:r>
-              <w:t>0,532</w:t>
+              <w:t>0,501</w:t>
             </w:r>
           </w:p>
         </w:tc>
@@ -782,7 +782,7 @@
               <w:jc w:val="right"/>
             </w:pPr>
             <w:r>
-              <w:t>2,869</w:t>
+              <w:t>2,927</w:t>
             </w:r>
           </w:p>
         </w:tc>
@@ -805,7 +805,7 @@
               <w:jc w:val="right"/>
             </w:pPr>
             <w:r>
-              <w:t>0,749</w:t>
+              <w:t>0,748</w:t>
             </w:r>
           </w:p>
         </w:tc>
@@ -821,7 +821,7 @@
         <w:rPr>
           <w:b/>
         </w:rPr>
-        <w:t>Итого за сутки: 48,764 МВт·ч.</w:t>
+        <w:t>Итого за сутки: 48,910 МВт·ч.</w:t>
       </w:r>
     </w:p>
     <w:p>
@@ -834,7 +834,7 @@
     </w:p>
     <w:p>
       <w:r>
-        <w:t>Прогноз e2716d662445, сформирован 18.02.2026 05:00 (Астана); модель windcast-0.1.0-cascade+direct; погода: Open-Meteo Previous Runs: ECMWF IFS, ECMWF AIFS, ICON, GFS, UKMO, GEM, CMA, выпуск 2026-02-17 18:00:00 UTC.</w:t>
+        <w:t>Прогноз 77f19f713602, сформирован 18.02.2026 05:00 (Астана); модель windcast-0.1.0-cascade+cqr; погода: Open-Meteo Previous Runs: ECMWF IFS, ECMWF AIFS, ICON, GFS, UKMO, GEM, CMA, выпуск 2026-02-17 18:00:00 UTC.</w:t>
       </w:r>
     </w:p>
     <w:tbl>
@@ -940,7 +940,7 @@
           </w:tcPr>
           <w:p>
             <w:r>
-              <w:t>1,470</w:t>
+              <w:t>1,429</w:t>
             </w:r>
           </w:p>
         </w:tc>
@@ -950,7 +950,7 @@
           </w:tcPr>
           <w:p>
             <w:r>
-              <w:t>3,278</w:t>
+              <w:t>3,296</w:t>
             </w:r>
           </w:p>
         </w:tc>
@@ -960,7 +960,7 @@
           </w:tcPr>
           <w:p>
             <w:r>
-              <w:t>4,821</w:t>
+              <w:t>4,921</w:t>
             </w:r>
           </w:p>
         </w:tc>
@@ -1002,7 +1002,7 @@
           </w:tcPr>
           <w:p>
             <w:r>
-              <w:t>1,292</w:t>
+              <w:t>1,215</w:t>
             </w:r>
           </w:p>
         </w:tc>
@@ -1012,7 +1012,7 @@
           </w:tcPr>
           <w:p>
             <w:r>
-              <w:t>3,264</w:t>
+              <w:t>3,308</w:t>
             </w:r>
           </w:p>
         </w:tc>
@@ -1022,7 +1022,7 @@
           </w:tcPr>
           <w:p>
             <w:r>
-              <w:t>4,859</w:t>
+              <w:t>4,960</w:t>
             </w:r>
           </w:p>
         </w:tc>
@@ -1064,7 +1064,7 @@
           </w:tcPr>
           <w:p>
             <w:r>
-              <w:t>1,288</w:t>
+              <w:t>1,262</w:t>
             </w:r>
           </w:p>
         </w:tc>
@@ -1074,7 +1074,7 @@
           </w:tcPr>
           <w:p>
             <w:r>
-              <w:t>3,247</w:t>
+              <w:t>3,285</w:t>
             </w:r>
           </w:p>
         </w:tc>
@@ -1084,7 +1084,7 @@
           </w:tcPr>
           <w:p>
             <w:r>
-              <w:t>4,910</w:t>
+              <w:t>5,000</w:t>
             </w:r>
           </w:p>
         </w:tc>
@@ -1126,7 +1126,7 @@
           </w:tcPr>
           <w:p>
             <w:r>
-              <w:t>1,374</w:t>
+              <w:t>1,318</w:t>
             </w:r>
           </w:p>
         </w:tc>
@@ -1136,7 +1136,7 @@
           </w:tcPr>
           <w:p>
             <w:r>
-              <w:t>3,279</w:t>
+              <w:t>3,210</w:t>
             </w:r>
           </w:p>
         </w:tc>
@@ -1146,7 +1146,7 @@
           </w:tcPr>
           <w:p>
             <w:r>
-              <w:t>4,894</w:t>
+              <w:t>4,981</w:t>
             </w:r>
           </w:p>
         </w:tc>
@@ -1188,7 +1188,7 @@
           </w:tcPr>
           <w:p>
             <w:r>
-              <w:t>1,077</w:t>
+              <w:t>1,055</w:t>
             </w:r>
           </w:p>
         </w:tc>
@@ -1198,7 +1198,7 @@
           </w:tcPr>
           <w:p>
             <w:r>
-              <w:t>2,845</w:t>
+              <w:t>2,928</w:t>
             </w:r>
           </w:p>
         </w:tc>
@@ -1208,7 +1208,7 @@
           </w:tcPr>
           <w:p>
             <w:r>
-              <w:t>4,809</w:t>
+              <w:t>4,939</w:t>
             </w:r>
           </w:p>
         </w:tc>
@@ -1250,7 +1250,7 @@
           </w:tcPr>
           <w:p>
             <w:r>
-              <w:t>1,155</w:t>
+              <w:t>1,118</w:t>
             </w:r>
           </w:p>
         </w:tc>
@@ -1260,7 +1260,7 @@
           </w:tcPr>
           <w:p>
             <w:r>
-              <w:t>2,917</w:t>
+              <w:t>2,925</w:t>
             </w:r>
           </w:p>
         </w:tc>
@@ -1270,7 +1270,7 @@
           </w:tcPr>
           <w:p>
             <w:r>
-              <w:t>4,845</w:t>
+              <w:t>4,966</w:t>
             </w:r>
           </w:p>
         </w:tc>
@@ -1312,7 +1312,7 @@
           </w:tcPr>
           <w:p>
             <w:r>
-              <w:t>1,155</w:t>
+              <w:t>1,194</w:t>
             </w:r>
           </w:p>
         </w:tc>
@@ -1322,7 +1322,7 @@
           </w:tcPr>
           <w:p>
             <w:r>
-              <w:t>2,867</w:t>
+              <w:t>2,935</w:t>
             </w:r>
           </w:p>
         </w:tc>
@@ -1332,7 +1332,7 @@
           </w:tcPr>
           <w:p>
             <w:r>
-              <w:t>4,798</w:t>
+              <w:t>4,908</w:t>
             </w:r>
           </w:p>
         </w:tc>
@@ -1374,7 +1374,7 @@
           </w:tcPr>
           <w:p>
             <w:r>
-              <w:t>1,140</w:t>
+              <w:t>1,123</w:t>
             </w:r>
           </w:p>
         </w:tc>
@@ -1384,7 +1384,7 @@
           </w:tcPr>
           <w:p>
             <w:r>
-              <w:t>2,811</w:t>
+              <w:t>2,841</w:t>
             </w:r>
           </w:p>
         </w:tc>
@@ -1394,7 +1394,7 @@
           </w:tcPr>
           <w:p>
             <w:r>
-              <w:t>4,697</w:t>
+              <w:t>4,778</w:t>
             </w:r>
           </w:p>
         </w:tc>
@@ -1436,7 +1436,7 @@
           </w:tcPr>
           <w:p>
             <w:r>
-              <w:t>1,020</w:t>
+              <w:t>1,023</w:t>
             </w:r>
           </w:p>
         </w:tc>
@@ -1446,7 +1446,7 @@
           </w:tcPr>
           <w:p>
             <w:r>
-              <w:t>2,448</w:t>
+              <w:t>2,440</w:t>
             </w:r>
           </w:p>
         </w:tc>
@@ -1456,7 +1456,7 @@
           </w:tcPr>
           <w:p>
             <w:r>
-              <w:t>4,671</w:t>
+              <w:t>4,772</w:t>
             </w:r>
           </w:p>
         </w:tc>
@@ -1498,7 +1498,7 @@
           </w:tcPr>
           <w:p>
             <w:r>
-              <w:t>1,218</w:t>
+              <w:t>1,164</w:t>
             </w:r>
           </w:p>
         </w:tc>
@@ -1508,7 +1508,7 @@
           </w:tcPr>
           <w:p>
             <w:r>
-              <w:t>3,033</w:t>
+              <w:t>3,036</w:t>
             </w:r>
           </w:p>
         </w:tc>
@@ -1518,7 +1518,7 @@
           </w:tcPr>
           <w:p>
             <w:r>
-              <w:t>4,788</w:t>
+              <w:t>4,857</w:t>
             </w:r>
           </w:p>
         </w:tc>
@@ -1560,7 +1560,7 @@
           </w:tcPr>
           <w:p>
             <w:r>
-              <w:t>1,425</w:t>
+              <w:t>1,510</w:t>
             </w:r>
           </w:p>
         </w:tc>
@@ -1570,7 +1570,7 @@
           </w:tcPr>
           <w:p>
             <w:r>
-              <w:t>3,292</w:t>
+              <w:t>3,361</w:t>
             </w:r>
           </w:p>
         </w:tc>
@@ -1580,7 +1580,7 @@
           </w:tcPr>
           <w:p>
             <w:r>
-              <w:t>4,692</w:t>
+              <w:t>4,713</w:t>
             </w:r>
           </w:p>
         </w:tc>
@@ -1622,7 +1622,7 @@
           </w:tcPr>
           <w:p>
             <w:r>
-              <w:t>1,066</w:t>
+              <w:t>1,101</w:t>
             </w:r>
           </w:p>
         </w:tc>
@@ -1632,7 +1632,7 @@
           </w:tcPr>
           <w:p>
             <w:r>
-              <w:t>2,869</w:t>
+              <w:t>2,927</w:t>
             </w:r>
           </w:p>
         </w:tc>
@@ -1642,7 +1642,7 @@
           </w:tcPr>
           <w:p>
             <w:r>
-              <w:t>4,702</w:t>
+              <w:t>4,779</w:t>
             </w:r>
           </w:p>
         </w:tc>
@@ -1684,7 +1684,7 @@
           </w:tcPr>
           <w:p>
             <w:r>
-              <w:t>0,669</w:t>
+              <w:t>0,619</w:t>
             </w:r>
           </w:p>
         </w:tc>
@@ -1694,7 +1694,7 @@
           </w:tcPr>
           <w:p>
             <w:r>
-              <w:t>2,555</w:t>
+              <w:t>2,667</w:t>
             </w:r>
           </w:p>
         </w:tc>
@@ -1704,7 +1704,7 @@
           </w:tcPr>
           <w:p>
             <w:r>
-              <w:t>4,206</w:t>
+              <w:t>4,289</w:t>
             </w:r>
           </w:p>
         </w:tc>
@@ -1746,7 +1746,7 @@
           </w:tcPr>
           <w:p>
             <w:r>
-              <w:t>0,325</w:t>
+              <w:t>0,261</w:t>
             </w:r>
           </w:p>
         </w:tc>
@@ -1756,7 +1756,7 @@
           </w:tcPr>
           <w:p>
             <w:r>
-              <w:t>1,764</w:t>
+              <w:t>1,803</w:t>
             </w:r>
           </w:p>
         </w:tc>
@@ -1766,7 +1766,7 @@
           </w:tcPr>
           <w:p>
             <w:r>
-              <w:t>3,619</w:t>
+              <w:t>3,647</w:t>
             </w:r>
           </w:p>
         </w:tc>
@@ -1808,7 +1808,7 @@
           </w:tcPr>
           <w:p>
             <w:r>
-              <w:t>0,263</w:t>
+              <w:t>0,230</w:t>
             </w:r>
           </w:p>
         </w:tc>
@@ -1818,7 +1818,7 @@
           </w:tcPr>
           <w:p>
             <w:r>
-              <w:t>1,374</w:t>
+              <w:t>1,351</w:t>
             </w:r>
           </w:p>
         </w:tc>
@@ -1828,7 +1828,7 @@
           </w:tcPr>
           <w:p>
             <w:r>
-              <w:t>3,425</w:t>
+              <w:t>3,436</w:t>
             </w:r>
           </w:p>
         </w:tc>
@@ -1870,7 +1870,7 @@
           </w:tcPr>
           <w:p>
             <w:r>
-              <w:t>0,158</w:t>
+              <w:t>0,136</w:t>
             </w:r>
           </w:p>
         </w:tc>
@@ -1880,7 +1880,7 @@
           </w:tcPr>
           <w:p>
             <w:r>
-              <w:t>1,172</w:t>
+              <w:t>1,168</w:t>
             </w:r>
           </w:p>
         </w:tc>
@@ -1890,7 +1890,7 @@
           </w:tcPr>
           <w:p>
             <w:r>
-              <w:t>3,265</w:t>
+              <w:t>3,275</w:t>
             </w:r>
           </w:p>
         </w:tc>
@@ -1932,7 +1932,7 @@
           </w:tcPr>
           <w:p>
             <w:r>
-              <w:t>0,097</w:t>
+              <w:t>0,072</w:t>
             </w:r>
           </w:p>
         </w:tc>
@@ -1942,7 +1942,7 @@
           </w:tcPr>
           <w:p>
             <w:r>
-              <w:t>1,103</w:t>
+              <w:t>1,122</w:t>
             </w:r>
           </w:p>
         </w:tc>
@@ -1952,7 +1952,7 @@
           </w:tcPr>
           <w:p>
             <w:r>
-              <w:t>3,335</w:t>
+              <w:t>3,428</w:t>
             </w:r>
           </w:p>
         </w:tc>
@@ -1994,7 +1994,7 @@
           </w:tcPr>
           <w:p>
             <w:r>
-              <w:t>0,041</w:t>
+              <w:t>0,002</w:t>
             </w:r>
           </w:p>
         </w:tc>
@@ -2004,7 +2004,7 @@
           </w:tcPr>
           <w:p>
             <w:r>
-              <w:t>0,983</w:t>
+              <w:t>0,954</w:t>
             </w:r>
           </w:p>
         </w:tc>
@@ -2014,7 +2014,7 @@
           </w:tcPr>
           <w:p>
             <w:r>
-              <w:t>3,246</w:t>
+              <w:t>3,379</w:t>
             </w:r>
           </w:p>
         </w:tc>
@@ -2056,7 +2056,7 @@
           </w:tcPr>
           <w:p>
             <w:r>
-              <w:t>0,036</w:t>
+              <w:t>0,025</w:t>
             </w:r>
           </w:p>
         </w:tc>
@@ -2066,7 +2066,7 @@
           </w:tcPr>
           <w:p>
             <w:r>
-              <w:t>0,894</w:t>
+              <w:t>0,866</w:t>
             </w:r>
           </w:p>
         </w:tc>
@@ -2076,7 +2076,7 @@
           </w:tcPr>
           <w:p>
             <w:r>
-              <w:t>2,829</w:t>
+              <w:t>2,949</w:t>
             </w:r>
           </w:p>
         </w:tc>
@@ -2118,7 +2118,7 @@
           </w:tcPr>
           <w:p>
             <w:r>
-              <w:t>0,021</w:t>
+              <w:t>0,014</w:t>
             </w:r>
           </w:p>
         </w:tc>
@@ -2128,7 +2128,7 @@
           </w:tcPr>
           <w:p>
             <w:r>
-              <w:t>0,607</w:t>
+              <w:t>0,500</w:t>
             </w:r>
           </w:p>
         </w:tc>
@@ -2138,7 +2138,7 @@
           </w:tcPr>
           <w:p>
             <w:r>
-              <w:t>2,527</w:t>
+              <w:t>2,584</w:t>
             </w:r>
           </w:p>
         </w:tc>
@@ -2180,7 +2180,7 @@
           </w:tcPr>
           <w:p>
             <w:r>
-              <w:t>0,006</w:t>
+              <w:t>0,000</w:t>
             </w:r>
           </w:p>
         </w:tc>
@@ -2190,7 +2190,7 @@
           </w:tcPr>
           <w:p>
             <w:r>
-              <w:t>0,595</w:t>
+              <w:t>0,533</w:t>
             </w:r>
           </w:p>
         </w:tc>
@@ -2200,7 +2200,7 @@
           </w:tcPr>
           <w:p>
             <w:r>
-              <w:t>2,692</w:t>
+              <w:t>2,795</w:t>
             </w:r>
           </w:p>
         </w:tc>
@@ -2252,7 +2252,7 @@
           </w:tcPr>
           <w:p>
             <w:r>
-              <w:t>0,286</w:t>
+              <w:t>0,205</w:t>
             </w:r>
           </w:p>
         </w:tc>
@@ -2262,7 +2262,7 @@
           </w:tcPr>
           <w:p>
             <w:r>
-              <w:t>1,759</w:t>
+              <w:t>1,794</w:t>
             </w:r>
           </w:p>
         </w:tc>
@@ -2304,7 +2304,7 @@
           </w:tcPr>
           <w:p>
             <w:r>
-              <w:t>0,035</w:t>
+              <w:t>0,024</w:t>
             </w:r>
           </w:p>
         </w:tc>
@@ -2314,7 +2314,7 @@
           </w:tcPr>
           <w:p>
             <w:r>
-              <w:t>0,532</w:t>
+              <w:t>0,501</w:t>
             </w:r>
           </w:p>
         </w:tc>
@@ -2324,7 +2324,7 @@
           </w:tcPr>
           <w:p>
             <w:r>
-              <w:t>2,286</w:t>
+              <w:t>2,454</w:t>
             </w:r>
           </w:p>
         </w:tc>
@@ -2366,7 +2366,7 @@
           </w:tcPr>
           <w:p>
             <w:r>
-              <w:t>0,035</w:t>
+              <w:t>0,008</w:t>
             </w:r>
           </w:p>
         </w:tc>
@@ -2376,7 +2376,7 @@
           </w:tcPr>
           <w:p>
             <w:r>
-              <w:t>0,749</w:t>
+              <w:t>0,748</w:t>
             </w:r>
           </w:p>
         </w:tc>
@@ -2386,7 +2386,7 @@
           </w:tcPr>
           <w:p>
             <w:r>
-              <w:t>2,500</w:t>
+              <w:t>2,514</w:t>
             </w:r>
           </w:p>
         </w:tc>
@@ -2423,7 +2423,7 @@
         <w:pStyle w:val="ListBullet"/>
       </w:pPr>
       <w:r>
-        <w:t>резкий спад на 1.53 МВт за 3 ч к 13:00</w:t>
+        <w:t>резкий спад на 1.57 МВт за 3 ч к 14:00</w:t>
       </w:r>
     </w:p>
     <w:p>
@@ -2560,7 +2560,7 @@
           </w:tcPr>
           <w:p>
             <w:r>
-              <w:t>0,592</w:t>
+              <w:t>0,600</w:t>
             </w:r>
           </w:p>
         </w:tc>
@@ -2570,7 +2570,7 @@
           </w:tcPr>
           <w:p>
             <w:r>
-              <w:t>2,917 → 2,325</w:t>
+              <w:t>2,925 → 2,325</w:t>
             </w:r>
           </w:p>
         </w:tc>
@@ -2622,7 +2622,7 @@
           </w:tcPr>
           <w:p>
             <w:r>
-              <w:t>0,663</w:t>
+              <w:t>0,739</w:t>
             </w:r>
           </w:p>
         </w:tc>
@@ -2632,7 +2632,7 @@
           </w:tcPr>
           <w:p>
             <w:r>
-              <w:t>2,867 → 2,204</w:t>
+              <w:t>2,935 → 2,196</w:t>
             </w:r>
           </w:p>
         </w:tc>
@@ -2684,7 +2684,7 @@
           </w:tcPr>
           <w:p>
             <w:r>
-              <w:t>1,055</w:t>
+              <w:t>1,067</w:t>
             </w:r>
           </w:p>
         </w:tc>
@@ -2694,7 +2694,7 @@
           </w:tcPr>
           <w:p>
             <w:r>
-              <w:t>2,811 → 1,756</w:t>
+              <w:t>2,841 → 1,774</w:t>
             </w:r>
           </w:p>
         </w:tc>
@@ -2746,7 +2746,7 @@
           </w:tcPr>
           <w:p>
             <w:r>
-              <w:t>1,043</w:t>
+              <w:t>1,021</w:t>
             </w:r>
           </w:p>
         </w:tc>
@@ -2756,7 +2756,7 @@
           </w:tcPr>
           <w:p>
             <w:r>
-              <w:t>2,448 → 1,405</w:t>
+              <w:t>2,440 → 1,419</w:t>
             </w:r>
           </w:p>
         </w:tc>
@@ -2808,7 +2808,7 @@
           </w:tcPr>
           <w:p>
             <w:r>
-              <w:t>1,575</w:t>
+              <w:t>1,566</w:t>
             </w:r>
           </w:p>
         </w:tc>
@@ -2818,7 +2818,7 @@
           </w:tcPr>
           <w:p>
             <w:r>
-              <w:t>3,033 → 1,458</w:t>
+              <w:t>3,036 → 1,470</w:t>
             </w:r>
           </w:p>
         </w:tc>
@@ -2870,7 +2870,7 @@
           </w:tcPr>
           <w:p>
             <w:r>
-              <w:t>1,518</w:t>
+              <w:t>1,549</w:t>
             </w:r>
           </w:p>
         </w:tc>
@@ -2880,7 +2880,7 @@
           </w:tcPr>
           <w:p>
             <w:r>
-              <w:t>3,292 → 1,774</w:t>
+              <w:t>3,361 → 1,812</w:t>
             </w:r>
           </w:p>
         </w:tc>
@@ -2932,7 +2932,7 @@
           </w:tcPr>
           <w:p>
             <w:r>
-              <w:t>1,143</w:t>
+              <w:t>1,203</w:t>
             </w:r>
           </w:p>
         </w:tc>
@@ -2942,7 +2942,7 @@
           </w:tcPr>
           <w:p>
             <w:r>
-              <w:t>2,869 → 1,726</w:t>
+              <w:t>2,927 → 1,724</w:t>
             </w:r>
           </w:p>
         </w:tc>
@@ -2994,7 +2994,7 @@
           </w:tcPr>
           <w:p>
             <w:r>
-              <w:t>0,859</w:t>
+              <w:t>0,948</w:t>
             </w:r>
           </w:p>
         </w:tc>
@@ -3004,7 +3004,7 @@
           </w:tcPr>
           <w:p>
             <w:r>
-              <w:t>2,555 → 1,696</w:t>
+              <w:t>2,667 → 1,719</w:t>
             </w:r>
           </w:p>
         </w:tc>
@@ -3056,7 +3056,7 @@
           </w:tcPr>
           <w:p>
             <w:r>
-              <w:t>0,551</w:t>
+              <w:t>0,591</w:t>
             </w:r>
           </w:p>
         </w:tc>
@@ -3066,7 +3066,7 @@
           </w:tcPr>
           <w:p>
             <w:r>
-              <w:t>1,374 → 1,925</w:t>
+              <w:t>1,351 → 1,942</w:t>
             </w:r>
           </w:p>
         </w:tc>
@@ -3118,7 +3118,7 @@
           </w:tcPr>
           <w:p>
             <w:r>
-              <w:t>0,630</w:t>
+              <w:t>0,665</w:t>
             </w:r>
           </w:p>
         </w:tc>
@@ -3128,7 +3128,7 @@
           </w:tcPr>
           <w:p>
             <w:r>
-              <w:t>1,172 → 1,802</w:t>
+              <w:t>1,168 → 1,833</w:t>
             </w:r>
           </w:p>
         </w:tc>
@@ -3180,7 +3180,7 @@
           </w:tcPr>
           <w:p>
             <w:r>
-              <w:t>0,563</w:t>
+              <w:t>0,603</w:t>
             </w:r>
           </w:p>
         </w:tc>
@@ -3190,7 +3190,7 @@
           </w:tcPr>
           <w:p>
             <w:r>
-              <w:t>1,103 → 1,666</w:t>
+              <w:t>1,122 → 1,725</w:t>
             </w:r>
           </w:p>
         </w:tc>
